--- a/public/cv/Mikhail_Semenov_CV_RU.docx
+++ b/public/cv/Mikhail_Semenov_CV_RU.docx
@@ -67,7 +67,7 @@
           <w:sz w:val="21"/>
           <w:szCs w:val="21"/>
         </w:rPr>
-        <w:t xml:space="preserve">Продакт-менеджер с инженерным бэкграундом. В Zvonobot запустил с нуля направление голосовых AI-агентов и меньше чем за год довёл его до 80 платящих B2B-клиентов и 500 000+ минут разговоров в проде. Отвечаю за discovery, юнит-экономику, прайсинг и go-to-market. Гипотезы проверяю быстро: рабочий прототип на нейросетях (LLM) собираю с AI-агентами за 2-4 дня.</w:t>
+        <w:t xml:space="preserve">Продакт-менеджер с инженерным бэкграундом. В Zvonobot запустил с нуля направление голосовых AI-агентов и меньше чем за год довёл его до 80 платящих B2B-клиентов и 500 000+ минут разговоров в проде. Отвечаю за discovery, юнит-экономику, прайсинг и go-to-market; прототипы собираю с AI-агентами за дни. Открыт к полной занятости или контракту, готов выйти за 2-4 недели.</w:t>
       </w:r>
     </w:p>
     <w:p>

--- a/public/cv/Mikhail_Semenov_CV_RU.docx
+++ b/public/cv/Mikhail_Semenov_CV_RU.docx
@@ -67,7 +67,7 @@
           <w:sz w:val="21"/>
           <w:szCs w:val="21"/>
         </w:rPr>
-        <w:t xml:space="preserve">Продакт-менеджер с инженерным бэкграундом. В Zvonobot запустил с нуля направление голосовых AI-агентов и меньше чем за год довёл его до 80 платящих B2B-клиентов и 500 000+ минут разговоров в проде. Отвечаю за discovery, юнит-экономику, прайсинг и go-to-market; прототипы собираю с AI-агентами за дни. Открыт к полной занятости или контракту, готов выйти за 2-4 недели.</w:t>
+        <w:t xml:space="preserve">Продакт-менеджер с инженерным бэкграундом, 4,5 года в продукте. В Zvonobot запустил с нуля направление голосовых AI-агентов и меньше чем за год довёл его до 80 платящих B2B-клиентов и 500 000+ минут разговоров в проде. Веду продуктовую команду из 4 инженеров, ставлю квартальные цели по направлению, отвечаю за прайсинг, юнит-экономику и go-to-market. Гипотезы проверяю быстро: рабочий прототип на LLM собираю с AI-агентами за 2-4 дня. Открыт к полной занятости или контракту, готов выйти за 2-4 недели.</w:t>
       </w:r>
     </w:p>
     <w:p>
@@ -191,7 +191,7 @@
           <w:sz w:val="21"/>
           <w:szCs w:val="21"/>
         </w:rPr>
-        <w:t xml:space="preserve">Zvonobot, B2B-сервис автоматизации звонков: голосовые роботы и AI-агенты для лидогенерации, продаж и реактивации клиентов.</w:t>
+        <w:t xml:space="preserve">Zvonobot, B2B-платформа автоматизации звонков: голосовые роботы и AI-агенты для лидогенерации, продаж и реактивации клиентов.</w:t>
       </w:r>
     </w:p>
     <w:p>
@@ -222,75 +222,92 @@
           <w:sz w:val="21"/>
           <w:szCs w:val="21"/>
         </w:rPr>
-        <w:t xml:space="preserve">Запустил Zvonobot AI, направление голосовых AI-агентов, с нуля: за несколько недель вывел продукт на рынок на white-label платформе, доказал спрос на живых клиентах и обосновал переход на собственное решение.</w:t>
-      </w:r>
-    </w:p>
-    <w:p>
-      <w:pPr>
-        <w:pStyle w:val="ListParagraph"/>
-        <w:numPr>
-          <w:ilvl w:val="0"/>
-          <w:numId w:val="1"/>
-        </w:numPr>
-        <w:spacing w:after="60"/>
-      </w:pPr>
-      <w:r>
-        <w:rPr>
-          <w:sz w:val="21"/>
-          <w:szCs w:val="21"/>
-        </w:rPr>
-        <w:t xml:space="preserve">Результат к августу 2026: около 80 платящих B2B-клиентов, 500 000+ минут разговоров в проде; 30% выручки направления дают повторные платежи.</w:t>
-      </w:r>
-    </w:p>
-    <w:p>
-      <w:pPr>
-        <w:pStyle w:val="ListParagraph"/>
-        <w:numPr>
-          <w:ilvl w:val="0"/>
-          <w:numId w:val="1"/>
-        </w:numPr>
-        <w:spacing w:after="60"/>
-      </w:pPr>
-      <w:r>
-        <w:rPr>
-          <w:sz w:val="21"/>
-          <w:szCs w:val="21"/>
-        </w:rPr>
-        <w:t xml:space="preserve">AI-агенты стабильно обходят классические обзвоны по конверсии в целевое действие на тёплых базах; средний чек сервиса вырос на 30% после запуска AI-тарифов.</w:t>
-      </w:r>
-    </w:p>
-    <w:p>
-      <w:pPr>
-        <w:pStyle w:val="ListParagraph"/>
-        <w:numPr>
-          <w:ilvl w:val="0"/>
-          <w:numId w:val="1"/>
-        </w:numPr>
-        <w:spacing w:after="60"/>
-      </w:pPr>
-      <w:r>
-        <w:rPr>
-          <w:sz w:val="21"/>
-          <w:szCs w:val="21"/>
-        </w:rPr>
-        <w:t xml:space="preserve">Собрал продуктовый контур AI-направления: конструктор AI-агентов и сценариев, LLM-аналитика звонков, тарифы с посекундным биллингом (LLM, ASR, TTS).</w:t>
-      </w:r>
-    </w:p>
-    <w:p>
-      <w:pPr>
-        <w:pStyle w:val="ListParagraph"/>
-        <w:numPr>
-          <w:ilvl w:val="0"/>
-          <w:numId w:val="1"/>
-        </w:numPr>
-        <w:spacing w:after="60"/>
-      </w:pPr>
-      <w:r>
-        <w:rPr>
-          <w:sz w:val="21"/>
-          <w:szCs w:val="21"/>
-        </w:rPr>
-        <w:t xml:space="preserve">Веду продуктовую команду (4 разработчика) и go-to-market вместе с отделом продаж, выросшим под направление с 4 до 15 менеджеров; выстраиваю прайсинг и контролирую маржу по типам звонков.</w:t>
+        <w:t xml:space="preserve">Запустил Zvonobot AI, направление голосовых AI-агентов, с нуля: за несколько недель вывел продукт на рынок на white-label платформе, доказал спрос на живых клиентах и обосновал переход на собственную платформу.</w:t>
+      </w:r>
+    </w:p>
+    <w:p>
+      <w:pPr>
+        <w:pStyle w:val="ListParagraph"/>
+        <w:numPr>
+          <w:ilvl w:val="0"/>
+          <w:numId w:val="1"/>
+        </w:numPr>
+        <w:spacing w:after="60"/>
+      </w:pPr>
+      <w:r>
+        <w:rPr>
+          <w:sz w:val="21"/>
+          <w:szCs w:val="21"/>
+        </w:rPr>
+        <w:t xml:space="preserve">Результат к августу 2026: 80 платящих B2B-клиентов и 500 000+ минут живых разговоров в проде. Retention платящей базы: 30% выручки направления дают повторные оплаты.</w:t>
+      </w:r>
+    </w:p>
+    <w:p>
+      <w:pPr>
+        <w:pStyle w:val="ListParagraph"/>
+        <w:numPr>
+          <w:ilvl w:val="0"/>
+          <w:numId w:val="1"/>
+        </w:numPr>
+        <w:spacing w:after="60"/>
+      </w:pPr>
+      <w:r>
+        <w:rPr>
+          <w:sz w:val="21"/>
+          <w:szCs w:val="21"/>
+        </w:rPr>
+        <w:t xml:space="preserve">Гипотеза «AI-тарифы поднимут средний чек» подтвердилась после запуска: +30% к среднему чеку. Конверсия AI-агентов в целевое действие на тёплых базах стабильно выше классических обзвонов, это стало основой прайсинга.</w:t>
+      </w:r>
+    </w:p>
+    <w:p>
+      <w:pPr>
+        <w:pStyle w:val="ListParagraph"/>
+        <w:numPr>
+          <w:ilvl w:val="0"/>
+          <w:numId w:val="1"/>
+        </w:numPr>
+        <w:spacing w:after="60"/>
+      </w:pPr>
+      <w:r>
+        <w:rPr>
+          <w:sz w:val="21"/>
+          <w:szCs w:val="21"/>
+        </w:rPr>
+        <w:t xml:space="preserve">Собрал продуктовый контур направления: конструктор AI-агентов и сценариев, LLM-аналитика звонков (исход, настроение, кастомные поля после звонка), тарифы с посекундным биллингом по компонентам стоимости (LLM, ASR, TTS), холд баланса на старте кампании.</w:t>
+      </w:r>
+    </w:p>
+    <w:p>
+      <w:pPr>
+        <w:pStyle w:val="ListParagraph"/>
+        <w:numPr>
+          <w:ilvl w:val="0"/>
+          <w:numId w:val="1"/>
+        </w:numPr>
+        <w:spacing w:after="60"/>
+      </w:pPr>
+      <w:r>
+        <w:rPr>
+          <w:sz w:val="21"/>
+          <w:szCs w:val="21"/>
+        </w:rPr>
+        <w:t xml:space="preserve">Веду продуктовую команду из 4 инженеров: разработка подчиняется техлиду, приоритеты, постановка и приёмка за мной. Ставлю квартальные цели по направлению и защищаю их перед руководством.</w:t>
+      </w:r>
+    </w:p>
+    <w:p>
+      <w:pPr>
+        <w:pStyle w:val="ListParagraph"/>
+        <w:numPr>
+          <w:ilvl w:val="0"/>
+          <w:numId w:val="1"/>
+        </w:numPr>
+        <w:spacing w:after="60"/>
+      </w:pPr>
+      <w:r>
+        <w:rPr>
+          <w:sz w:val="21"/>
+          <w:szCs w:val="21"/>
+        </w:rPr>
+        <w:t xml:space="preserve">Веду go-to-market со стейкхолдерами из продаж, поддержки и финансов: отдел продаж под направление вырос с 4 до 15 менеджеров, еженедельно обучаю продажи и поддержку продукту. Отвечаю за прайсинг, тарифы, маржу по типам звонков и юнит-экономику направления.</w:t>
       </w:r>
     </w:p>
     <w:p>
@@ -321,7 +338,7 @@
           <w:sz w:val="21"/>
           <w:szCs w:val="21"/>
         </w:rPr>
-        <w:t xml:space="preserve">Вёл основную платформу: личный кабинет, конструктор сценариев, исходящие кампании, телефония, посекундный биллинг, кошельки, аналитика звонков.</w:t>
+        <w:t xml:space="preserve">Вёл основную SaaS-платформу end-to-end: self-service личный кабинет, создание кампаний и таргетинг по базам, конструктор сценариев, телефония, посекундный биллинг, кошельки, отчётность и аналитика звонков; приоритизировал по метрикам и данным.</w:t>
       </w:r>
     </w:p>
     <w:p>
@@ -355,24 +372,24 @@
           <w:sz w:val="21"/>
           <w:szCs w:val="21"/>
         </w:rPr>
-        <w:t xml:space="preserve">Наладил работу с клиентами: кастдев-интервью, приоритизация по метрикам, A/B-тесты сценариев звонков, релизный цикл в связке с отделами продаж и поддержки.</w:t>
-      </w:r>
-    </w:p>
-    <w:p>
-      <w:pPr>
-        <w:pStyle w:val="ListParagraph"/>
-        <w:numPr>
-          <w:ilvl w:val="0"/>
-          <w:numId w:val="1"/>
-        </w:numPr>
-        <w:spacing w:after="60"/>
-      </w:pPr>
-      <w:r>
-        <w:rPr>
-          <w:sz w:val="21"/>
-          <w:szCs w:val="21"/>
-        </w:rPr>
-        <w:t xml:space="preserve">Первым внедрил LLM-инструменты в процессы компании: MVP голосового бота на OpenAI Realtime API собрал за 2 дня, внутренний инструмент поверх базы данных за 4 дня.</w:t>
+        <w:t xml:space="preserve">Выстроил discovery и delivery: кастдев-интервью, формулирование и проверка гипотез на метриках, A/B-тесты сценариев, оценка эффекта до разработки, декомпозиция и ТЗ, релизный цикл в связке с продажами, поддержкой и разработкой.</w:t>
+      </w:r>
+    </w:p>
+    <w:p>
+      <w:pPr>
+        <w:pStyle w:val="ListParagraph"/>
+        <w:numPr>
+          <w:ilvl w:val="0"/>
+          <w:numId w:val="1"/>
+        </w:numPr>
+        <w:spacing w:after="60"/>
+      </w:pPr>
+      <w:r>
+        <w:rPr>
+          <w:sz w:val="21"/>
+          <w:szCs w:val="21"/>
+        </w:rPr>
+        <w:t xml:space="preserve">Первым внедрил LLM-инструменты и вайбкодинг в процессы компании: MVP голосового бота на OpenAI Realtime API собрал за 2 дня, внутренний аналитический инструмент поверх базы данных за 4 дня; ежедневно работаю с Claude Code и Codex.</w:t>
       </w:r>
     </w:p>
     <w:p>
@@ -403,7 +420,7 @@
           <w:sz w:val="21"/>
           <w:szCs w:val="21"/>
         </w:rPr>
-        <w:t xml:space="preserve">Разрабатывал интерфейс веб-приложения для рынка ЕС: испанская локализация, отчётность и комплаенс, UX-тестирование.</w:t>
+        <w:t xml:space="preserve">Разрабатывал веб-продукт для рынка ЕС: self-service личный кабинет, испанская локализация, отчётность и комплаенс, UX-тестирование с пользователями.</w:t>
       </w:r>
     </w:p>
     <w:p>
@@ -543,7 +560,7 @@
           <w:sz w:val="21"/>
           <w:szCs w:val="21"/>
         </w:rPr>
-        <w:t xml:space="preserve">стратегия и роадмап продукта, discovery, кастдев, метрики и продуктовая аналитика, юнит-экономика, прайсинг, A/B-эксперименты, go-to-market, B2B SaaS, CRM</w:t>
+        <w:t xml:space="preserve">стратегия и роадмап продукта, discovery, кастдев, метрики и продуктовая аналитика, юнит-экономика (LTV, CAC, retention, средний чек), прайсинг, A/B-эксперименты, проверка гипотез, go-to-market, OKR, B2B SaaS, CRM</w:t>
       </w:r>
     </w:p>
     <w:p>
@@ -564,7 +581,7 @@
           <w:sz w:val="21"/>
           <w:szCs w:val="21"/>
         </w:rPr>
-        <w:t xml:space="preserve">голосовые AI-агенты, разговорный ИИ, LLM-оркестрация, промпт-инжиниринг, RAG, оценка качества моделей (evals), ASR, TTS, контакт-центры, SIP-телефония</w:t>
+        <w:t xml:space="preserve">голосовые AI-агенты, разговорный ИИ, LLM-оркестрация, промпт-инжиниринг, RAG, оценка качества моделей (evals), ASR, TTS, контакт-центры, SIP-телефония, ИИ-инструменты в ежедневной работе</w:t>
       </w:r>
     </w:p>
     <w:p>
@@ -585,7 +602,28 @@
           <w:sz w:val="21"/>
           <w:szCs w:val="21"/>
         </w:rPr>
-        <w:t xml:space="preserve">постановка, ревью, релизный цикл, работа с инженерами и продажами, прототипирование с AI-агентами (Claude Code, Codex), быстрая валидация гипотез, 0 -&gt; 1</w:t>
+        <w:t xml:space="preserve">PRD и ТЗ, декомпозиция, постановка, ревью, релизный цикл, работа с инженерами и продажами, прототипирование с AI-агентами (Claude Code, Codex), быстрая валидация гипотез, 0 -&gt; 1</w:t>
+      </w:r>
+    </w:p>
+    <w:p>
+      <w:pPr>
+        <w:spacing w:after="60"/>
+      </w:pPr>
+      <w:r>
+        <w:rPr>
+          <w:b/>
+          <w:bCs/>
+          <w:sz w:val="21"/>
+          <w:szCs w:val="21"/>
+        </w:rPr>
+        <w:t xml:space="preserve">Инструменты: </w:t>
+      </w:r>
+      <w:r>
+        <w:rPr>
+          <w:sz w:val="21"/>
+          <w:szCs w:val="21"/>
+        </w:rPr>
+        <w:t xml:space="preserve">Jira, YouTrack, Notion, Confluence, Figma, Miro, Яндекс Метрика, PostHog</w:t>
       </w:r>
     </w:p>
     <w:p>
@@ -663,7 +701,7 @@
           <w:sz w:val="21"/>
           <w:szCs w:val="21"/>
         </w:rPr>
-        <w:t xml:space="preserve">Русский родной. Английский рабочий, ежедневная переписка и документация.</w:t>
+        <w:t xml:space="preserve">Русский родной. Английский рабочий, ежедневная переписка и документация, уверенно на рабочих созвонах.</w:t>
       </w:r>
     </w:p>
     <w:p>
@@ -684,7 +722,7 @@
           <w:sz w:val="21"/>
           <w:szCs w:val="21"/>
         </w:rPr>
-        <w:t xml:space="preserve">Удалённо из Перми (GMT+5), открыт к релокации (Кипр, ЕС, ОАЭ), готов к командировкам. Полная занятость или контракт, готов выйти за 2-4 недели.</w:t>
+        <w:t xml:space="preserve">Удалённо из Перми (GMT+5), открыт к релокации (Кипр, ЕС, ОАЭ), готов к командировкам. Полная занятость или контракт (ИП), готов выйти за 2-4 недели.</w:t>
       </w:r>
     </w:p>
     <w:p>
